--- a/CORRECCION_ARTICULO_V2/ARROYO_ANAYA_V2_limpio.docx
+++ b/CORRECCION_ARTICULO_V2/ARROYO_ANAYA_V2_limpio.docx
@@ -174,6 +174,7 @@
       <w:pPr>
         <w:pStyle w:val="Normal"/>
         <w:spacing w:before="0" w:after="200"/>
+        <w:jc w:val="both"/>
         <w:rPr/>
       </w:pPr>
       <w:r>
@@ -184,6 +185,7 @@
     <w:p>
       <w:pPr>
         <w:pStyle w:val="Normal"/>
+        <w:jc w:val="both"/>
         <w:rPr/>
       </w:pPr>
       <w:r>
@@ -217,6 +219,7 @@
       <w:pPr>
         <w:pStyle w:val="Normal"/>
         <w:spacing w:before="0" w:after="200"/>
+        <w:jc w:val="both"/>
         <w:rPr>
           <w:lang w:val="en-US"/>
         </w:rPr>
@@ -231,6 +234,7 @@
     <w:p>
       <w:pPr>
         <w:pStyle w:val="Normal"/>
+        <w:jc w:val="both"/>
         <w:rPr>
           <w:lang w:val="en-US"/>
         </w:rPr>
@@ -265,6 +269,7 @@
       <w:pPr>
         <w:pStyle w:val="Normal"/>
         <w:ind w:firstLine="720"/>
+        <w:jc w:val="both"/>
         <w:rPr/>
       </w:pPr>
       <w:r>
@@ -276,6 +281,7 @@
       <w:pPr>
         <w:pStyle w:val="Normal"/>
         <w:ind w:firstLine="720"/>
+        <w:jc w:val="both"/>
         <w:rPr/>
       </w:pPr>
       <w:r>
@@ -298,6 +304,7 @@
       <w:pPr>
         <w:pStyle w:val="Normal"/>
         <w:ind w:firstLine="720"/>
+        <w:jc w:val="both"/>
         <w:rPr/>
       </w:pPr>
       <w:r>
@@ -309,6 +316,7 @@
       <w:pPr>
         <w:pStyle w:val="Normal"/>
         <w:ind w:firstLine="720"/>
+        <w:jc w:val="both"/>
         <w:rPr/>
       </w:pPr>
       <w:r>
@@ -320,6 +328,7 @@
       <w:pPr>
         <w:pStyle w:val="Normal"/>
         <w:ind w:firstLine="720"/>
+        <w:jc w:val="both"/>
         <w:rPr/>
       </w:pPr>
       <w:r>
@@ -331,6 +340,7 @@
       <w:pPr>
         <w:pStyle w:val="Normal"/>
         <w:ind w:firstLine="720"/>
+        <w:jc w:val="both"/>
         <w:rPr/>
       </w:pPr>
       <w:r>
@@ -342,6 +352,7 @@
       <w:pPr>
         <w:pStyle w:val="Normal"/>
         <w:ind w:firstLine="720"/>
+        <w:jc w:val="both"/>
         <w:rPr/>
       </w:pPr>
       <w:r>
@@ -353,6 +364,7 @@
       <w:pPr>
         <w:pStyle w:val="Normal"/>
         <w:ind w:firstLine="720"/>
+        <w:jc w:val="both"/>
         <w:rPr/>
       </w:pPr>
       <w:r>
@@ -375,6 +387,7 @@
       <w:pPr>
         <w:pStyle w:val="Normal"/>
         <w:ind w:firstLine="720"/>
+        <w:jc w:val="both"/>
         <w:rPr/>
       </w:pPr>
       <w:r>
@@ -386,6 +399,7 @@
       <w:pPr>
         <w:pStyle w:val="Normal"/>
         <w:ind w:firstLine="720"/>
+        <w:jc w:val="both"/>
         <w:rPr/>
       </w:pPr>
       <w:r>
@@ -408,6 +422,7 @@
       <w:pPr>
         <w:pStyle w:val="Normal"/>
         <w:ind w:firstLine="720"/>
+        <w:jc w:val="both"/>
         <w:rPr/>
       </w:pPr>
       <w:r>
@@ -426,6 +441,7 @@
       <w:pPr>
         <w:pStyle w:val="Normal"/>
         <w:ind w:firstLine="720"/>
+        <w:jc w:val="both"/>
         <w:rPr/>
       </w:pPr>
       <w:r>
@@ -455,6 +471,7 @@
       <w:pPr>
         <w:pStyle w:val="Normal"/>
         <w:ind w:firstLine="720"/>
+        <w:jc w:val="both"/>
         <w:rPr/>
       </w:pPr>
       <w:r>
@@ -477,6 +494,7 @@
       <w:pPr>
         <w:pStyle w:val="Normal"/>
         <w:ind w:firstLine="720"/>
+        <w:jc w:val="both"/>
         <w:rPr/>
       </w:pPr>
       <w:r>
@@ -499,6 +517,7 @@
       <w:pPr>
         <w:pStyle w:val="Normal"/>
         <w:ind w:firstLine="720"/>
+        <w:jc w:val="both"/>
         <w:rPr/>
       </w:pPr>
       <w:r>
@@ -510,6 +529,7 @@
       <w:pPr>
         <w:pStyle w:val="Normal"/>
         <w:ind w:firstLine="720"/>
+        <w:jc w:val="both"/>
         <w:rPr/>
       </w:pPr>
       <w:r>
@@ -521,6 +541,7 @@
       <w:pPr>
         <w:pStyle w:val="Normal"/>
         <w:ind w:firstLine="720"/>
+        <w:jc w:val="both"/>
         <w:rPr/>
       </w:pPr>
       <w:r>
@@ -532,6 +553,7 @@
       <w:pPr>
         <w:pStyle w:val="Normal"/>
         <w:ind w:firstLine="720"/>
+        <w:jc w:val="both"/>
         <w:rPr/>
       </w:pPr>
       <w:r>
@@ -554,6 +576,7 @@
       <w:pPr>
         <w:pStyle w:val="Normal"/>
         <w:ind w:firstLine="720"/>
+        <w:jc w:val="both"/>
         <w:rPr/>
       </w:pPr>
       <w:r>
@@ -565,6 +588,7 @@
       <w:pPr>
         <w:pStyle w:val="Normal"/>
         <w:ind w:firstLine="720"/>
+        <w:jc w:val="both"/>
         <w:rPr/>
       </w:pPr>
       <w:r>
@@ -587,6 +611,7 @@
       <w:pPr>
         <w:pStyle w:val="Normal"/>
         <w:ind w:firstLine="720"/>
+        <w:jc w:val="both"/>
         <w:rPr/>
       </w:pPr>
       <w:r>
@@ -598,6 +623,7 @@
       <w:pPr>
         <w:pStyle w:val="Normal"/>
         <w:ind w:firstLine="720"/>
+        <w:jc w:val="both"/>
         <w:rPr/>
       </w:pPr>
       <w:r>
@@ -620,6 +646,7 @@
       <w:pPr>
         <w:pStyle w:val="Normal"/>
         <w:ind w:firstLine="720"/>
+        <w:jc w:val="both"/>
         <w:rPr/>
       </w:pPr>
       <w:r>
@@ -631,6 +658,7 @@
       <w:pPr>
         <w:pStyle w:val="Normal"/>
         <w:ind w:firstLine="720"/>
+        <w:jc w:val="both"/>
         <w:rPr/>
       </w:pPr>
       <w:r>
@@ -653,6 +681,7 @@
       <w:pPr>
         <w:pStyle w:val="Normal"/>
         <w:ind w:firstLine="720"/>
+        <w:jc w:val="both"/>
         <w:rPr/>
       </w:pPr>
       <w:r>
@@ -675,6 +704,7 @@
       <w:pPr>
         <w:pStyle w:val="Normal"/>
         <w:ind w:firstLine="720"/>
+        <w:jc w:val="both"/>
         <w:rPr/>
       </w:pPr>
       <w:r>
@@ -697,6 +727,7 @@
       <w:pPr>
         <w:pStyle w:val="Normal"/>
         <w:ind w:firstLine="720"/>
+        <w:jc w:val="both"/>
         <w:rPr/>
       </w:pPr>
       <w:r>
@@ -719,6 +750,7 @@
       <w:pPr>
         <w:pStyle w:val="Normal"/>
         <w:ind w:firstLine="720"/>
+        <w:jc w:val="both"/>
         <w:rPr/>
       </w:pPr>
       <w:r>
@@ -1416,6 +1448,7 @@
       <w:pPr>
         <w:pStyle w:val="Normal"/>
         <w:spacing w:before="80" w:after="220"/>
+        <w:jc w:val="both"/>
         <w:rPr/>
       </w:pPr>
       <w:r>
@@ -1445,6 +1478,7 @@
       <w:pPr>
         <w:pStyle w:val="Normal"/>
         <w:ind w:firstLine="720"/>
+        <w:jc w:val="both"/>
         <w:rPr/>
       </w:pPr>
       <w:r>
@@ -1456,6 +1490,7 @@
       <w:pPr>
         <w:pStyle w:val="Normal"/>
         <w:ind w:firstLine="720"/>
+        <w:jc w:val="both"/>
         <w:rPr/>
       </w:pPr>
       <w:r>
@@ -1478,6 +1513,7 @@
       <w:pPr>
         <w:pStyle w:val="Normal"/>
         <w:ind w:firstLine="720"/>
+        <w:jc w:val="both"/>
         <w:rPr/>
       </w:pPr>
       <w:r>
@@ -1511,6 +1547,7 @@
       <w:pPr>
         <w:pStyle w:val="Normal"/>
         <w:ind w:firstLine="720"/>
+        <w:jc w:val="both"/>
         <w:rPr/>
       </w:pPr>
       <w:r>
@@ -1522,6 +1559,7 @@
       <w:pPr>
         <w:pStyle w:val="Normal"/>
         <w:ind w:firstLine="720"/>
+        <w:jc w:val="both"/>
         <w:rPr/>
       </w:pPr>
       <w:r>
@@ -1533,6 +1571,7 @@
       <w:pPr>
         <w:pStyle w:val="Normal"/>
         <w:ind w:firstLine="720"/>
+        <w:jc w:val="both"/>
         <w:rPr/>
       </w:pPr>
       <w:r>
@@ -1555,6 +1594,7 @@
       <w:pPr>
         <w:pStyle w:val="Normal"/>
         <w:ind w:firstLine="720"/>
+        <w:jc w:val="both"/>
         <w:rPr/>
       </w:pPr>
       <w:r>
@@ -1642,6 +1682,7 @@
       <w:pPr>
         <w:pStyle w:val="Normal"/>
         <w:spacing w:before="80" w:after="220"/>
+        <w:jc w:val="both"/>
         <w:rPr/>
       </w:pPr>
       <w:r>
@@ -1660,6 +1701,7 @@
       <w:pPr>
         <w:pStyle w:val="Normal"/>
         <w:ind w:firstLine="720"/>
+        <w:jc w:val="both"/>
         <w:rPr/>
       </w:pPr>
       <w:r>
@@ -1671,6 +1713,7 @@
       <w:pPr>
         <w:pStyle w:val="Normal"/>
         <w:ind w:firstLine="720"/>
+        <w:jc w:val="both"/>
         <w:rPr/>
       </w:pPr>
       <w:r>
@@ -1693,6 +1736,7 @@
       <w:pPr>
         <w:pStyle w:val="Normal"/>
         <w:ind w:firstLine="720"/>
+        <w:jc w:val="both"/>
         <w:rPr/>
       </w:pPr>
       <w:r>
@@ -2416,6 +2460,7 @@
       <w:pPr>
         <w:pStyle w:val="Normal"/>
         <w:spacing w:before="80" w:after="220"/>
+        <w:jc w:val="both"/>
         <w:rPr/>
       </w:pPr>
       <w:r>
@@ -2434,6 +2479,7 @@
       <w:pPr>
         <w:pStyle w:val="Normal"/>
         <w:ind w:firstLine="720"/>
+        <w:jc w:val="both"/>
         <w:rPr/>
       </w:pPr>
       <w:r>
@@ -2445,6 +2491,7 @@
       <w:pPr>
         <w:pStyle w:val="Normal"/>
         <w:ind w:firstLine="720"/>
+        <w:jc w:val="both"/>
         <w:rPr/>
       </w:pPr>
       <w:r>
@@ -2532,6 +2579,7 @@
       <w:pPr>
         <w:pStyle w:val="Normal"/>
         <w:spacing w:before="80" w:after="220"/>
+        <w:jc w:val="both"/>
         <w:rPr/>
       </w:pPr>
       <w:r>
@@ -2550,6 +2598,7 @@
       <w:pPr>
         <w:pStyle w:val="Normal"/>
         <w:ind w:firstLine="720"/>
+        <w:jc w:val="both"/>
         <w:rPr/>
       </w:pPr>
       <w:r>
@@ -2561,6 +2610,7 @@
       <w:pPr>
         <w:pStyle w:val="Normal"/>
         <w:ind w:firstLine="720"/>
+        <w:jc w:val="both"/>
         <w:rPr/>
       </w:pPr>
       <w:r>
@@ -3360,6 +3410,7 @@
       <w:pPr>
         <w:pStyle w:val="Normal"/>
         <w:spacing w:before="80" w:after="220"/>
+        <w:jc w:val="both"/>
         <w:rPr/>
       </w:pPr>
       <w:r>
@@ -3378,6 +3429,7 @@
       <w:pPr>
         <w:pStyle w:val="Normal"/>
         <w:ind w:firstLine="720"/>
+        <w:jc w:val="both"/>
         <w:rPr/>
       </w:pPr>
       <w:r>
@@ -4271,6 +4323,7 @@
       <w:pPr>
         <w:pStyle w:val="Normal"/>
         <w:spacing w:before="80" w:after="220"/>
+        <w:jc w:val="both"/>
         <w:rPr/>
       </w:pPr>
       <w:r>
@@ -4289,6 +4342,7 @@
       <w:pPr>
         <w:pStyle w:val="Normal"/>
         <w:ind w:firstLine="720"/>
+        <w:jc w:val="both"/>
         <w:rPr/>
       </w:pPr>
       <w:r>
@@ -4300,6 +4354,7 @@
       <w:pPr>
         <w:pStyle w:val="Normal"/>
         <w:ind w:firstLine="720"/>
+        <w:jc w:val="both"/>
         <w:rPr/>
       </w:pPr>
       <w:r>
@@ -4311,6 +4366,7 @@
       <w:pPr>
         <w:pStyle w:val="Normal"/>
         <w:ind w:firstLine="720"/>
+        <w:jc w:val="both"/>
         <w:rPr/>
       </w:pPr>
       <w:r>
@@ -4322,6 +4378,7 @@
       <w:pPr>
         <w:pStyle w:val="Normal"/>
         <w:ind w:firstLine="720"/>
+        <w:jc w:val="both"/>
         <w:rPr/>
       </w:pPr>
       <w:r>
@@ -4333,6 +4390,7 @@
       <w:pPr>
         <w:pStyle w:val="Normal"/>
         <w:ind w:firstLine="720"/>
+        <w:jc w:val="both"/>
         <w:rPr/>
       </w:pPr>
       <w:r>
@@ -4355,6 +4413,7 @@
       <w:pPr>
         <w:pStyle w:val="Normal"/>
         <w:ind w:firstLine="720"/>
+        <w:jc w:val="both"/>
         <w:rPr/>
       </w:pPr>
       <w:r>
@@ -4366,6 +4425,7 @@
       <w:pPr>
         <w:pStyle w:val="Normal"/>
         <w:ind w:firstLine="720"/>
+        <w:jc w:val="both"/>
         <w:rPr/>
       </w:pPr>
       <w:r>
@@ -4399,6 +4459,7 @@
       <w:pPr>
         <w:pStyle w:val="Normal"/>
         <w:ind w:firstLine="720"/>
+        <w:jc w:val="both"/>
         <w:rPr/>
       </w:pPr>
       <w:r>
@@ -4992,6 +5053,7 @@
       <w:pPr>
         <w:pStyle w:val="Normal"/>
         <w:spacing w:before="80" w:after="220"/>
+        <w:jc w:val="both"/>
         <w:rPr/>
       </w:pPr>
       <w:r>
@@ -5115,6 +5177,7 @@
       <w:pPr>
         <w:pStyle w:val="Normal"/>
         <w:ind w:firstLine="720"/>
+        <w:jc w:val="both"/>
         <w:rPr/>
       </w:pPr>
       <w:r>
@@ -5126,6 +5189,7 @@
       <w:pPr>
         <w:pStyle w:val="Normal"/>
         <w:ind w:firstLine="720"/>
+        <w:jc w:val="both"/>
         <w:rPr/>
       </w:pPr>
       <w:r>
@@ -5823,6 +5887,7 @@
       <w:pPr>
         <w:pStyle w:val="Normal"/>
         <w:spacing w:before="80" w:after="220"/>
+        <w:jc w:val="both"/>
         <w:rPr/>
       </w:pPr>
       <w:r>
@@ -5841,6 +5906,7 @@
       <w:pPr>
         <w:pStyle w:val="Normal"/>
         <w:ind w:firstLine="720"/>
+        <w:jc w:val="both"/>
         <w:rPr/>
       </w:pPr>
       <w:r>
@@ -5852,6 +5918,7 @@
       <w:pPr>
         <w:pStyle w:val="Normal"/>
         <w:ind w:firstLine="720"/>
+        <w:jc w:val="both"/>
         <w:rPr/>
       </w:pPr>
       <w:r>
@@ -5874,6 +5941,7 @@
       <w:pPr>
         <w:pStyle w:val="Normal"/>
         <w:ind w:firstLine="720"/>
+        <w:jc w:val="both"/>
         <w:rPr/>
       </w:pPr>
       <w:r>
@@ -5885,6 +5953,7 @@
       <w:pPr>
         <w:pStyle w:val="Normal"/>
         <w:ind w:firstLine="720"/>
+        <w:jc w:val="both"/>
         <w:rPr/>
       </w:pPr>
       <w:r>
@@ -5907,6 +5976,7 @@
       <w:pPr>
         <w:pStyle w:val="Normal"/>
         <w:ind w:firstLine="720"/>
+        <w:jc w:val="both"/>
         <w:rPr/>
       </w:pPr>
       <w:r>
@@ -5918,6 +5988,7 @@
       <w:pPr>
         <w:pStyle w:val="Normal"/>
         <w:ind w:firstLine="720"/>
+        <w:jc w:val="both"/>
         <w:rPr/>
       </w:pPr>
       <w:r>
@@ -6005,6 +6076,7 @@
       <w:pPr>
         <w:pStyle w:val="Normal"/>
         <w:spacing w:before="80" w:after="220"/>
+        <w:jc w:val="both"/>
         <w:rPr/>
       </w:pPr>
       <w:r>
@@ -6023,6 +6095,7 @@
       <w:pPr>
         <w:pStyle w:val="Normal"/>
         <w:ind w:firstLine="720"/>
+        <w:jc w:val="both"/>
         <w:rPr/>
       </w:pPr>
       <w:r>
@@ -6045,6 +6118,7 @@
       <w:pPr>
         <w:pStyle w:val="Normal"/>
         <w:ind w:firstLine="720"/>
+        <w:jc w:val="both"/>
         <w:rPr/>
       </w:pPr>
       <w:r>
@@ -6056,6 +6130,7 @@
       <w:pPr>
         <w:pStyle w:val="Normal"/>
         <w:ind w:firstLine="720"/>
+        <w:jc w:val="both"/>
         <w:rPr/>
       </w:pPr>
       <w:r>
@@ -6869,6 +6944,7 @@
       <w:pPr>
         <w:pStyle w:val="Normal"/>
         <w:spacing w:before="80" w:after="220"/>
+        <w:jc w:val="both"/>
         <w:rPr/>
       </w:pPr>
       <w:r>
@@ -6887,6 +6963,7 @@
       <w:pPr>
         <w:pStyle w:val="Normal"/>
         <w:ind w:firstLine="720"/>
+        <w:jc w:val="both"/>
         <w:rPr/>
       </w:pPr>
       <w:r>
@@ -6898,6 +6975,7 @@
       <w:pPr>
         <w:pStyle w:val="Normal"/>
         <w:ind w:firstLine="720"/>
+        <w:jc w:val="both"/>
         <w:rPr/>
       </w:pPr>
       <w:r>
@@ -6920,6 +6998,7 @@
       <w:pPr>
         <w:pStyle w:val="Normal"/>
         <w:ind w:firstLine="720"/>
+        <w:jc w:val="both"/>
         <w:rPr/>
       </w:pPr>
       <w:r>
@@ -7925,6 +8004,7 @@
       <w:pPr>
         <w:pStyle w:val="Normal"/>
         <w:spacing w:before="80" w:after="220"/>
+        <w:jc w:val="both"/>
         <w:rPr/>
       </w:pPr>
       <w:r>
@@ -7943,6 +8023,7 @@
       <w:pPr>
         <w:pStyle w:val="Normal"/>
         <w:ind w:firstLine="720"/>
+        <w:jc w:val="both"/>
         <w:rPr/>
       </w:pPr>
       <w:r>
@@ -7954,6 +8035,7 @@
       <w:pPr>
         <w:pStyle w:val="Normal"/>
         <w:ind w:firstLine="720"/>
+        <w:jc w:val="both"/>
         <w:rPr/>
       </w:pPr>
       <w:r>
@@ -7976,6 +8058,7 @@
       <w:pPr>
         <w:pStyle w:val="Normal"/>
         <w:ind w:firstLine="720"/>
+        <w:jc w:val="both"/>
         <w:rPr/>
       </w:pPr>
       <w:r>
@@ -7987,6 +8070,7 @@
       <w:pPr>
         <w:pStyle w:val="Normal"/>
         <w:ind w:firstLine="720"/>
+        <w:jc w:val="both"/>
         <w:rPr/>
       </w:pPr>
       <w:r>
@@ -7998,6 +8082,7 @@
       <w:pPr>
         <w:pStyle w:val="Normal"/>
         <w:ind w:firstLine="720"/>
+        <w:jc w:val="both"/>
         <w:rPr/>
       </w:pPr>
       <w:r>
@@ -8009,6 +8094,7 @@
       <w:pPr>
         <w:pStyle w:val="Normal"/>
         <w:ind w:firstLine="720"/>
+        <w:jc w:val="both"/>
         <w:rPr/>
       </w:pPr>
       <w:r>
@@ -8020,6 +8106,7 @@
       <w:pPr>
         <w:pStyle w:val="Normal"/>
         <w:ind w:firstLine="720"/>
+        <w:jc w:val="both"/>
         <w:rPr/>
       </w:pPr>
       <w:r>
@@ -8031,6 +8118,7 @@
       <w:pPr>
         <w:pStyle w:val="Normal"/>
         <w:ind w:firstLine="720"/>
+        <w:jc w:val="both"/>
         <w:rPr/>
       </w:pPr>
       <w:r>
@@ -8053,6 +8141,7 @@
       <w:pPr>
         <w:pStyle w:val="Normal"/>
         <w:ind w:firstLine="720"/>
+        <w:jc w:val="both"/>
         <w:rPr/>
       </w:pPr>
       <w:r>
@@ -8064,6 +8153,7 @@
       <w:pPr>
         <w:pStyle w:val="Normal"/>
         <w:ind w:firstLine="720"/>
+        <w:jc w:val="both"/>
         <w:rPr/>
       </w:pPr>
       <w:r>
@@ -8075,6 +8165,7 @@
       <w:pPr>
         <w:pStyle w:val="Normal"/>
         <w:ind w:firstLine="720"/>
+        <w:jc w:val="both"/>
         <w:rPr/>
       </w:pPr>
       <w:r>
@@ -8086,6 +8177,7 @@
       <w:pPr>
         <w:pStyle w:val="Normal"/>
         <w:ind w:firstLine="720"/>
+        <w:jc w:val="both"/>
         <w:rPr/>
       </w:pPr>
       <w:r>
@@ -8097,6 +8189,7 @@
       <w:pPr>
         <w:pStyle w:val="Normal"/>
         <w:ind w:firstLine="720"/>
+        <w:jc w:val="both"/>
         <w:rPr/>
       </w:pPr>
       <w:r>
@@ -8108,6 +8201,7 @@
       <w:pPr>
         <w:pStyle w:val="Normal"/>
         <w:ind w:firstLine="720"/>
+        <w:jc w:val="both"/>
         <w:rPr/>
       </w:pPr>
       <w:r>
@@ -8119,6 +8213,7 @@
       <w:pPr>
         <w:pStyle w:val="Normal"/>
         <w:ind w:firstLine="720"/>
+        <w:jc w:val="both"/>
         <w:rPr/>
       </w:pPr>
       <w:r>
@@ -8130,6 +8225,7 @@
       <w:pPr>
         <w:pStyle w:val="Normal"/>
         <w:ind w:firstLine="720"/>
+        <w:jc w:val="both"/>
         <w:rPr/>
       </w:pPr>
       <w:r>
@@ -8141,6 +8237,7 @@
       <w:pPr>
         <w:pStyle w:val="Normal"/>
         <w:ind w:firstLine="720"/>
+        <w:jc w:val="both"/>
         <w:rPr/>
       </w:pPr>
       <w:r>
@@ -8168,6 +8265,7 @@
         <w:pStyle w:val="Normal"/>
         <w:spacing w:before="0" w:after="120"/>
         <w:ind w:hanging="720" w:left="720"/>
+        <w:jc w:val="both"/>
         <w:rPr/>
       </w:pPr>
       <w:r>
@@ -8200,6 +8298,7 @@
         <w:pStyle w:val="Normal"/>
         <w:spacing w:before="0" w:after="120"/>
         <w:ind w:hanging="720" w:left="720"/>
+        <w:jc w:val="both"/>
         <w:rPr/>
       </w:pPr>
       <w:r>
@@ -8223,6 +8322,7 @@
         <w:pStyle w:val="Normal"/>
         <w:spacing w:before="0" w:after="120"/>
         <w:ind w:hanging="720" w:left="720"/>
+        <w:jc w:val="both"/>
         <w:rPr/>
       </w:pPr>
       <w:r>
@@ -8246,6 +8346,7 @@
         <w:pStyle w:val="Normal"/>
         <w:spacing w:before="0" w:after="120"/>
         <w:ind w:hanging="720" w:left="720"/>
+        <w:jc w:val="both"/>
         <w:rPr/>
       </w:pPr>
       <w:r>
@@ -8269,6 +8370,7 @@
         <w:pStyle w:val="Normal"/>
         <w:spacing w:before="0" w:after="120"/>
         <w:ind w:hanging="720" w:left="720"/>
+        <w:jc w:val="both"/>
         <w:rPr/>
       </w:pPr>
       <w:r>
@@ -8292,6 +8394,7 @@
         <w:pStyle w:val="Normal"/>
         <w:spacing w:before="0" w:after="120"/>
         <w:ind w:hanging="720" w:left="720"/>
+        <w:jc w:val="both"/>
         <w:rPr/>
       </w:pPr>
       <w:r>
@@ -8317,6 +8420,7 @@
         <w:pStyle w:val="Normal"/>
         <w:spacing w:before="0" w:after="120"/>
         <w:ind w:hanging="720" w:left="720"/>
+        <w:jc w:val="both"/>
         <w:rPr/>
       </w:pPr>
       <w:r>
@@ -8340,6 +8444,7 @@
         <w:pStyle w:val="Normal"/>
         <w:spacing w:before="0" w:after="120"/>
         <w:ind w:hanging="720" w:left="720"/>
+        <w:jc w:val="both"/>
         <w:rPr>
           <w:lang w:val="en-US"/>
         </w:rPr>
@@ -8370,6 +8475,7 @@
         <w:pStyle w:val="Normal"/>
         <w:spacing w:before="0" w:after="120"/>
         <w:ind w:hanging="720" w:left="720"/>
+        <w:jc w:val="both"/>
         <w:rPr>
           <w:lang w:val="en-US"/>
         </w:rPr>
@@ -8400,6 +8506,7 @@
         <w:pStyle w:val="Normal"/>
         <w:spacing w:before="0" w:after="120"/>
         <w:ind w:hanging="720" w:left="720"/>
+        <w:jc w:val="both"/>
         <w:rPr>
           <w:lang w:val="en-US"/>
         </w:rPr>
@@ -8434,6 +8541,7 @@
         <w:pStyle w:val="Normal"/>
         <w:spacing w:before="0" w:after="120"/>
         <w:ind w:hanging="720" w:left="720"/>
+        <w:jc w:val="both"/>
         <w:rPr>
           <w:lang w:val="en-US"/>
         </w:rPr>
@@ -8464,6 +8572,7 @@
         <w:pStyle w:val="Normal"/>
         <w:spacing w:before="0" w:after="120"/>
         <w:ind w:hanging="720" w:left="720"/>
+        <w:jc w:val="both"/>
         <w:rPr>
           <w:lang w:val="en-US"/>
         </w:rPr>
@@ -8494,6 +8603,7 @@
         <w:pStyle w:val="Normal"/>
         <w:spacing w:before="0" w:after="120"/>
         <w:ind w:hanging="720" w:left="720"/>
+        <w:jc w:val="both"/>
         <w:rPr>
           <w:lang w:val="en-US"/>
         </w:rPr>
@@ -8524,6 +8634,7 @@
         <w:pStyle w:val="Normal"/>
         <w:spacing w:before="0" w:after="120"/>
         <w:ind w:hanging="720" w:left="720"/>
+        <w:jc w:val="both"/>
         <w:rPr>
           <w:lang w:val="en-US"/>
         </w:rPr>
@@ -8554,6 +8665,7 @@
         <w:pStyle w:val="Normal"/>
         <w:spacing w:before="0" w:after="120"/>
         <w:ind w:hanging="720" w:left="720"/>
+        <w:jc w:val="both"/>
         <w:rPr>
           <w:lang w:val="en-US"/>
         </w:rPr>
@@ -8584,6 +8696,7 @@
         <w:pStyle w:val="Normal"/>
         <w:spacing w:before="0" w:after="120"/>
         <w:ind w:hanging="720" w:left="720"/>
+        <w:jc w:val="both"/>
         <w:rPr/>
       </w:pPr>
       <w:r>
@@ -8616,6 +8729,7 @@
         <w:pStyle w:val="Normal"/>
         <w:spacing w:before="0" w:after="120"/>
         <w:ind w:hanging="720" w:left="720"/>
+        <w:jc w:val="both"/>
         <w:rPr/>
       </w:pPr>
       <w:r>
@@ -8639,6 +8753,7 @@
         <w:pStyle w:val="Normal"/>
         <w:spacing w:before="0" w:after="120"/>
         <w:ind w:hanging="720" w:left="720"/>
+        <w:jc w:val="both"/>
         <w:rPr/>
       </w:pPr>
       <w:r>
@@ -8662,6 +8777,7 @@
         <w:pStyle w:val="Normal"/>
         <w:spacing w:before="0" w:after="120"/>
         <w:ind w:hanging="720" w:left="720"/>
+        <w:jc w:val="both"/>
         <w:rPr/>
       </w:pPr>
       <w:r>
@@ -8685,6 +8801,7 @@
         <w:pStyle w:val="Normal"/>
         <w:spacing w:before="0" w:after="120"/>
         <w:ind w:hanging="720" w:left="720"/>
+        <w:jc w:val="both"/>
         <w:rPr/>
       </w:pPr>
       <w:r>
@@ -8710,6 +8827,7 @@
         <w:pStyle w:val="Normal"/>
         <w:spacing w:before="0" w:after="120"/>
         <w:ind w:hanging="720" w:left="720"/>
+        <w:jc w:val="both"/>
         <w:rPr/>
       </w:pPr>
       <w:r>
@@ -8733,6 +8851,7 @@
         <w:pStyle w:val="Normal"/>
         <w:spacing w:before="0" w:after="120"/>
         <w:ind w:hanging="720" w:left="720"/>
+        <w:jc w:val="both"/>
         <w:rPr/>
       </w:pPr>
       <w:r>
@@ -8748,6 +8867,7 @@
         <w:pStyle w:val="Normal"/>
         <w:spacing w:before="0" w:after="120"/>
         <w:ind w:hanging="720" w:left="720"/>
+        <w:jc w:val="both"/>
         <w:rPr>
           <w:lang w:val="en-US"/>
         </w:rPr>
@@ -8778,6 +8898,7 @@
         <w:pStyle w:val="Normal"/>
         <w:spacing w:before="0" w:after="120"/>
         <w:ind w:hanging="720" w:left="720"/>
+        <w:jc w:val="both"/>
         <w:rPr/>
       </w:pPr>
       <w:r>
@@ -8801,6 +8922,7 @@
         <w:pStyle w:val="Normal"/>
         <w:spacing w:before="0" w:after="120"/>
         <w:ind w:hanging="720" w:left="720"/>
+        <w:jc w:val="both"/>
         <w:rPr>
           <w:lang w:val="en-US"/>
         </w:rPr>
@@ -8832,6 +8954,7 @@
         <w:pStyle w:val="Normal"/>
         <w:spacing w:before="0" w:after="120"/>
         <w:ind w:hanging="720" w:left="720"/>
+        <w:jc w:val="both"/>
         <w:rPr/>
       </w:pPr>
       <w:r>
@@ -8847,6 +8970,7 @@
         <w:pStyle w:val="Normal"/>
         <w:spacing w:before="0" w:after="120"/>
         <w:ind w:hanging="720" w:left="720"/>
+        <w:jc w:val="both"/>
         <w:rPr/>
       </w:pPr>
       <w:r>
@@ -8862,6 +8986,7 @@
         <w:pStyle w:val="Normal"/>
         <w:spacing w:before="0" w:after="120"/>
         <w:ind w:hanging="720" w:left="720"/>
+        <w:jc w:val="both"/>
         <w:rPr>
           <w:lang w:val="en-US"/>
         </w:rPr>
@@ -8892,6 +9017,7 @@
         <w:pStyle w:val="Normal"/>
         <w:spacing w:before="0" w:after="120"/>
         <w:ind w:hanging="720" w:left="720"/>
+        <w:jc w:val="both"/>
         <w:rPr>
           <w:lang w:val="en-US"/>
         </w:rPr>
@@ -8952,6 +9078,7 @@
         <w:pStyle w:val="Normal"/>
         <w:spacing w:before="0" w:after="120"/>
         <w:ind w:hanging="720" w:left="720"/>
+        <w:jc w:val="both"/>
         <w:rPr/>
       </w:pPr>
       <w:r>
@@ -8975,6 +9102,7 @@
         <w:pStyle w:val="Normal"/>
         <w:spacing w:before="0" w:after="120"/>
         <w:ind w:hanging="720" w:left="720"/>
+        <w:jc w:val="both"/>
         <w:rPr/>
       </w:pPr>
       <w:r>
@@ -8998,6 +9126,7 @@
         <w:pStyle w:val="Normal"/>
         <w:spacing w:before="0" w:after="120"/>
         <w:ind w:hanging="720" w:left="720"/>
+        <w:jc w:val="both"/>
         <w:rPr>
           <w:lang w:val="en-US"/>
         </w:rPr>
@@ -9032,6 +9161,7 @@
         <w:pStyle w:val="Normal"/>
         <w:spacing w:before="0" w:after="120"/>
         <w:ind w:hanging="720" w:left="720"/>
+        <w:jc w:val="both"/>
         <w:rPr/>
       </w:pPr>
       <w:r>
@@ -9057,6 +9187,7 @@
         <w:pStyle w:val="Normal"/>
         <w:spacing w:before="0" w:after="120"/>
         <w:ind w:hanging="720" w:left="720"/>
+        <w:jc w:val="both"/>
         <w:rPr/>
       </w:pPr>
       <w:r>
@@ -9086,6 +9217,7 @@
         <w:pStyle w:val="Normal"/>
         <w:spacing w:before="0" w:after="120"/>
         <w:ind w:hanging="720" w:left="720"/>
+        <w:jc w:val="both"/>
         <w:rPr/>
       </w:pPr>
       <w:r>
@@ -9109,6 +9241,7 @@
         <w:pStyle w:val="Normal"/>
         <w:spacing w:before="0" w:after="120"/>
         <w:ind w:hanging="720" w:left="720"/>
+        <w:jc w:val="both"/>
         <w:rPr>
           <w:lang w:val="en-US"/>
         </w:rPr>
@@ -9139,6 +9272,7 @@
         <w:pStyle w:val="Normal"/>
         <w:spacing w:before="0" w:after="120"/>
         <w:ind w:hanging="720" w:left="720"/>
+        <w:jc w:val="both"/>
         <w:rPr/>
       </w:pPr>
       <w:r>
@@ -9168,6 +9302,7 @@
         <w:pStyle w:val="Normal"/>
         <w:spacing w:before="0" w:after="120"/>
         <w:ind w:hanging="720" w:left="720"/>
+        <w:jc w:val="both"/>
         <w:rPr>
           <w:lang w:val="en-US"/>
         </w:rPr>
@@ -9202,6 +9337,7 @@
         <w:pStyle w:val="Normal"/>
         <w:spacing w:before="0" w:after="120"/>
         <w:ind w:hanging="720" w:left="720"/>
+        <w:jc w:val="both"/>
         <w:rPr>
           <w:lang w:val="en-US"/>
         </w:rPr>
@@ -9232,6 +9368,7 @@
         <w:pStyle w:val="Normal"/>
         <w:spacing w:before="0" w:after="120"/>
         <w:ind w:hanging="720" w:left="720"/>
+        <w:jc w:val="both"/>
         <w:rPr>
           <w:lang w:val="en-US"/>
         </w:rPr>
@@ -9262,6 +9399,7 @@
         <w:pStyle w:val="Normal"/>
         <w:spacing w:before="0" w:after="120"/>
         <w:ind w:hanging="720" w:left="720"/>
+        <w:jc w:val="both"/>
         <w:rPr/>
       </w:pPr>
       <w:r>
@@ -9294,6 +9432,7 @@
         <w:pStyle w:val="Normal"/>
         <w:spacing w:before="0" w:after="120"/>
         <w:ind w:hanging="720" w:left="720"/>
+        <w:jc w:val="both"/>
         <w:rPr/>
       </w:pPr>
       <w:r>
@@ -9317,6 +9456,7 @@
         <w:pStyle w:val="Normal"/>
         <w:spacing w:before="0" w:after="120"/>
         <w:ind w:hanging="720" w:left="720"/>
+        <w:jc w:val="both"/>
         <w:rPr>
           <w:lang w:val="en-US"/>
         </w:rPr>
@@ -9348,6 +9488,7 @@
         <w:pStyle w:val="Normal"/>
         <w:spacing w:before="0" w:after="120"/>
         <w:ind w:hanging="720" w:left="720"/>
+        <w:jc w:val="both"/>
         <w:rPr>
           <w:lang w:val="en-US"/>
         </w:rPr>
@@ -9379,6 +9520,7 @@
         <w:pStyle w:val="Normal"/>
         <w:spacing w:before="0" w:after="120"/>
         <w:ind w:hanging="720" w:left="720"/>
+        <w:jc w:val="both"/>
         <w:rPr/>
       </w:pPr>
       <w:r>
@@ -9505,6 +9647,7 @@
       <w:pPr>
         <w:pStyle w:val="Normal"/>
         <w:spacing w:before="80" w:after="220"/>
+        <w:jc w:val="both"/>
         <w:rPr/>
       </w:pPr>
       <w:r>
@@ -9599,6 +9742,7 @@
       <w:pPr>
         <w:pStyle w:val="Normal"/>
         <w:spacing w:before="80" w:after="220"/>
+        <w:jc w:val="both"/>
         <w:rPr/>
       </w:pPr>
       <w:r>
@@ -9708,6 +9852,7 @@
       <w:pPr>
         <w:pStyle w:val="Normal"/>
         <w:spacing w:before="80" w:after="220"/>
+        <w:jc w:val="both"/>
         <w:rPr/>
       </w:pPr>
       <w:r>
@@ -9802,6 +9947,7 @@
       <w:pPr>
         <w:pStyle w:val="Normal"/>
         <w:spacing w:before="80" w:after="220"/>
+        <w:jc w:val="both"/>
         <w:rPr/>
       </w:pPr>
       <w:r>
@@ -9896,6 +10042,7 @@
       <w:pPr>
         <w:pStyle w:val="Normal"/>
         <w:spacing w:before="80" w:after="220"/>
+        <w:jc w:val="both"/>
         <w:rPr/>
       </w:pPr>
       <w:r>
@@ -9990,6 +10137,7 @@
       <w:pPr>
         <w:pStyle w:val="Normal"/>
         <w:spacing w:before="80" w:after="220"/>
+        <w:jc w:val="both"/>
         <w:rPr/>
       </w:pPr>
       <w:r>
@@ -10023,6 +10171,7 @@
       <w:pPr>
         <w:pStyle w:val="Normal"/>
         <w:ind w:firstLine="720"/>
+        <w:jc w:val="both"/>
         <w:rPr/>
       </w:pPr>
       <w:r>
@@ -10313,6 +10462,7 @@
       <w:pPr>
         <w:pStyle w:val="Normal"/>
         <w:spacing w:before="80" w:after="220"/>
+        <w:jc w:val="both"/>
         <w:rPr/>
       </w:pPr>
       <w:r>
@@ -13303,6 +13453,7 @@
       <w:pPr>
         <w:pStyle w:val="Normal"/>
         <w:spacing w:before="80" w:after="220"/>
+        <w:jc w:val="both"/>
         <w:rPr/>
       </w:pPr>
       <w:r>
@@ -13773,6 +13924,7 @@
       <w:pPr>
         <w:pStyle w:val="Normal"/>
         <w:spacing w:before="80" w:after="220"/>
+        <w:jc w:val="both"/>
         <w:rPr/>
       </w:pPr>
       <w:r>
